--- a/tillsyn/A 60875-2025 tillsynsbegäran.docx
+++ b/tillsyn/A 60875-2025 tillsynsbegäran.docx
@@ -245,7 +245,7 @@
     <w:r>
       <w:tab/>
       <w:tab/>
-      <w:t>2025-12-09</w:t>
+      <w:t>2025-12-10</w:t>
       <w:br/>
       <w:br/>
     </w:r>

--- a/tillsyn/A 60875-2025 tillsynsbegäran.docx
+++ b/tillsyn/A 60875-2025 tillsynsbegäran.docx
@@ -245,7 +245,7 @@
     <w:r>
       <w:tab/>
       <w:tab/>
-      <w:t>2025-12-10</w:t>
+      <w:t>2025-12-11</w:t>
       <w:br/>
       <w:br/>
     </w:r>

--- a/tillsyn/A 60875-2025 tillsynsbegäran.docx
+++ b/tillsyn/A 60875-2025 tillsynsbegäran.docx
@@ -245,7 +245,7 @@
     <w:r>
       <w:tab/>
       <w:tab/>
-      <w:t>2025-12-11</w:t>
+      <w:t>2025-12-12</w:t>
       <w:br/>
       <w:br/>
     </w:r>

--- a/tillsyn/A 60875-2025 tillsynsbegäran.docx
+++ b/tillsyn/A 60875-2025 tillsynsbegäran.docx
@@ -245,7 +245,7 @@
     <w:r>
       <w:tab/>
       <w:tab/>
-      <w:t>2025-12-12</w:t>
+      <w:t>2025-12-13</w:t>
       <w:br/>
       <w:br/>
     </w:r>

--- a/tillsyn/A 60875-2025 tillsynsbegäran.docx
+++ b/tillsyn/A 60875-2025 tillsynsbegäran.docx
@@ -245,7 +245,7 @@
     <w:r>
       <w:tab/>
       <w:tab/>
-      <w:t>2025-12-19</w:t>
+      <w:t>2025-12-20</w:t>
       <w:br/>
       <w:br/>
     </w:r>

--- a/tillsyn/A 60875-2025 tillsynsbegäran.docx
+++ b/tillsyn/A 60875-2025 tillsynsbegäran.docx
@@ -245,7 +245,7 @@
     <w:r>
       <w:tab/>
       <w:tab/>
-      <w:t>2025-12-20</w:t>
+      <w:t>2025-12-21</w:t>
       <w:br/>
       <w:br/>
     </w:r>

--- a/tillsyn/A 60875-2025 tillsynsbegäran.docx
+++ b/tillsyn/A 60875-2025 tillsynsbegäran.docx
@@ -245,7 +245,7 @@
     <w:r>
       <w:tab/>
       <w:tab/>
-      <w:t>2025-12-21</w:t>
+      <w:t>2025-12-22</w:t>
       <w:br/>
       <w:br/>
     </w:r>

--- a/tillsyn/A 60875-2025 tillsynsbegäran.docx
+++ b/tillsyn/A 60875-2025 tillsynsbegäran.docx
@@ -245,7 +245,7 @@
     <w:r>
       <w:tab/>
       <w:tab/>
-      <w:t>2025-12-22</w:t>
+      <w:t>2025-12-26</w:t>
       <w:br/>
       <w:br/>
     </w:r>

--- a/tillsyn/A 60875-2025 tillsynsbegäran.docx
+++ b/tillsyn/A 60875-2025 tillsynsbegäran.docx
@@ -245,7 +245,7 @@
     <w:r>
       <w:tab/>
       <w:tab/>
-      <w:t>2025-12-26</w:t>
+      <w:t>2025-12-28</w:t>
       <w:br/>
       <w:br/>
     </w:r>

--- a/tillsyn/A 60875-2025 tillsynsbegäran.docx
+++ b/tillsyn/A 60875-2025 tillsynsbegäran.docx
@@ -245,7 +245,7 @@
     <w:r>
       <w:tab/>
       <w:tab/>
-      <w:t>2025-12-28</w:t>
+      <w:t>2025-12-29</w:t>
       <w:br/>
       <w:br/>
     </w:r>

--- a/tillsyn/A 60875-2025 tillsynsbegäran.docx
+++ b/tillsyn/A 60875-2025 tillsynsbegäran.docx
@@ -245,7 +245,7 @@
     <w:r>
       <w:tab/>
       <w:tab/>
-      <w:t>2025-12-29</w:t>
+      <w:t>2025-12-30</w:t>
       <w:br/>
       <w:br/>
     </w:r>

--- a/tillsyn/A 60875-2025 tillsynsbegäran.docx
+++ b/tillsyn/A 60875-2025 tillsynsbegäran.docx
@@ -245,7 +245,7 @@
     <w:r>
       <w:tab/>
       <w:tab/>
-      <w:t>2025-12-30</w:t>
+      <w:t>2025-12-31</w:t>
       <w:br/>
       <w:br/>
     </w:r>

--- a/tillsyn/A 60875-2025 tillsynsbegäran.docx
+++ b/tillsyn/A 60875-2025 tillsynsbegäran.docx
@@ -245,7 +245,7 @@
     <w:r>
       <w:tab/>
       <w:tab/>
-      <w:t>2025-12-31</w:t>
+      <w:t>2026-01-03</w:t>
       <w:br/>
       <w:br/>
     </w:r>

--- a/tillsyn/A 60875-2025 tillsynsbegäran.docx
+++ b/tillsyn/A 60875-2025 tillsynsbegäran.docx
@@ -256,7 +256,7 @@
     <w:r>
       <w:tab/>
       <w:tab/>
-      <w:t>2026-01-07</w:t>
+      <w:t>2026-01-08</w:t>
       <w:br/>
       <w:br/>
     </w:r>

--- a/tillsyn/A 60875-2025 tillsynsbegäran.docx
+++ b/tillsyn/A 60875-2025 tillsynsbegäran.docx
@@ -256,7 +256,7 @@
     <w:r>
       <w:tab/>
       <w:tab/>
-      <w:t>2026-01-08</w:t>
+      <w:t>2026-01-09</w:t>
       <w:br/>
       <w:br/>
     </w:r>

--- a/tillsyn/A 60875-2025 tillsynsbegäran.docx
+++ b/tillsyn/A 60875-2025 tillsynsbegäran.docx
@@ -256,7 +256,7 @@
     <w:r>
       <w:tab/>
       <w:tab/>
-      <w:t>2026-01-09</w:t>
+      <w:t>2026-01-10</w:t>
       <w:br/>
       <w:br/>
     </w:r>

--- a/tillsyn/A 60875-2025 tillsynsbegäran.docx
+++ b/tillsyn/A 60875-2025 tillsynsbegäran.docx
@@ -256,7 +256,7 @@
     <w:r>
       <w:tab/>
       <w:tab/>
-      <w:t>2026-01-10</w:t>
+      <w:t>2026-01-11</w:t>
       <w:br/>
       <w:br/>
     </w:r>

--- a/tillsyn/A 60875-2025 tillsynsbegäran.docx
+++ b/tillsyn/A 60875-2025 tillsynsbegäran.docx
@@ -256,7 +256,7 @@
     <w:r>
       <w:tab/>
       <w:tab/>
-      <w:t>2026-01-11</w:t>
+      <w:t>2026-01-12</w:t>
       <w:br/>
       <w:br/>
     </w:r>

--- a/tillsyn/A 60875-2025 tillsynsbegäran.docx
+++ b/tillsyn/A 60875-2025 tillsynsbegäran.docx
@@ -256,7 +256,7 @@
     <w:r>
       <w:tab/>
       <w:tab/>
-      <w:t>2026-01-12</w:t>
+      <w:t>2026-01-13</w:t>
       <w:br/>
       <w:br/>
     </w:r>

--- a/tillsyn/A 60875-2025 tillsynsbegäran.docx
+++ b/tillsyn/A 60875-2025 tillsynsbegäran.docx
@@ -256,7 +256,7 @@
     <w:r>
       <w:tab/>
       <w:tab/>
-      <w:t>2026-01-13</w:t>
+      <w:t>2026-01-14</w:t>
       <w:br/>
       <w:br/>
     </w:r>

--- a/tillsyn/A 60875-2025 tillsynsbegäran.docx
+++ b/tillsyn/A 60875-2025 tillsynsbegäran.docx
@@ -256,7 +256,7 @@
     <w:r>
       <w:tab/>
       <w:tab/>
-      <w:t>2026-01-14</w:t>
+      <w:t>2026-01-15</w:t>
       <w:br/>
       <w:br/>
     </w:r>

--- a/tillsyn/A 60875-2025 tillsynsbegäran.docx
+++ b/tillsyn/A 60875-2025 tillsynsbegäran.docx
@@ -256,7 +256,7 @@
     <w:r>
       <w:tab/>
       <w:tab/>
-      <w:t>2026-01-15</w:t>
+      <w:t>2026-01-16</w:t>
       <w:br/>
       <w:br/>
     </w:r>

--- a/tillsyn/A 60875-2025 tillsynsbegäran.docx
+++ b/tillsyn/A 60875-2025 tillsynsbegäran.docx
@@ -256,7 +256,7 @@
     <w:r>
       <w:tab/>
       <w:tab/>
-      <w:t>2026-01-16</w:t>
+      <w:t>2026-01-17</w:t>
       <w:br/>
       <w:br/>
     </w:r>

--- a/tillsyn/A 60875-2025 tillsynsbegäran.docx
+++ b/tillsyn/A 60875-2025 tillsynsbegäran.docx
@@ -256,7 +256,7 @@
     <w:r>
       <w:tab/>
       <w:tab/>
-      <w:t>2026-03-01</w:t>
+      <w:t>2026-03-02</w:t>
       <w:br/>
       <w:br/>
     </w:r>

--- a/tillsyn/A 60875-2025 tillsynsbegäran.docx
+++ b/tillsyn/A 60875-2025 tillsynsbegäran.docx
@@ -35,7 +35,7 @@
     </w:p>
     <w:p>
       <w:r>
-        <w:t>I avverkningsanmälan har följande 4 naturvårdsarter hittats: grönsångare (NT, §4), gulsparv (NT, §4), svinrot (NT) och gråkråka (§4). Av dessa är 3 rödlistade. För rödlistade arter har rödlistekategorin angivits inom parentes. För fridlysta arter anges även paragrafen i Artskyddsförordningen som arten är fridlyst enligt.</w:t>
+        <w:t>I avverkningsanmälan har följande 4 naturvårdsarter hittats: grönsångare (NT, §4), gulsparv (NT, §4), kråka (NT, §4) och svinrot (NT). Av dessa är 4 rödlistade. För rödlistade arter har rödlistekategorin angivits inom parentes. För fridlysta arter anges även paragrafen i Artskyddsförordningen som arten är fridlyst enligt.</w:t>
       </w:r>
     </w:p>
     <w:p>
@@ -100,7 +100,7 @@
     </w:p>
     <w:p>
       <w:r>
-        <w:t>Följande fridlysta arter har sina livsmiljöer och växtplatser i den avverkningsanmälda skogen: grönsångare (NT, §4), gulsparv (NT, §4) och gråkråka (§4).</w:t>
+        <w:t>Följande fridlysta arter har sina livsmiljöer och växtplatser i den avverkningsanmälda skogen: grönsångare (NT, §4), gulsparv (NT, §4) och kråka (NT, §4).</w:t>
       </w:r>
     </w:p>
     <w:p>
@@ -256,7 +256,7 @@
     <w:r>
       <w:tab/>
       <w:tab/>
-      <w:t>2026-03-02</w:t>
+      <w:t>2026-03-03</w:t>
       <w:br/>
       <w:br/>
     </w:r>

--- a/tillsyn/A 60875-2025 tillsynsbegäran.docx
+++ b/tillsyn/A 60875-2025 tillsynsbegäran.docx
@@ -256,7 +256,7 @@
     <w:r>
       <w:tab/>
       <w:tab/>
-      <w:t>2026-03-03</w:t>
+      <w:t>2026-03-04</w:t>
       <w:br/>
       <w:br/>
     </w:r>

--- a/tillsyn/A 60875-2025 tillsynsbegäran.docx
+++ b/tillsyn/A 60875-2025 tillsynsbegäran.docx
@@ -256,7 +256,7 @@
     <w:r>
       <w:tab/>
       <w:tab/>
-      <w:t>2026-03-04</w:t>
+      <w:t>2026-03-05</w:t>
       <w:br/>
       <w:br/>
     </w:r>

--- a/tillsyn/A 60875-2025 tillsynsbegäran.docx
+++ b/tillsyn/A 60875-2025 tillsynsbegäran.docx
@@ -256,7 +256,7 @@
     <w:r>
       <w:tab/>
       <w:tab/>
-      <w:t>2026-03-05</w:t>
+      <w:t>2026-03-06</w:t>
       <w:br/>
       <w:br/>
     </w:r>

--- a/tillsyn/A 60875-2025 tillsynsbegäran.docx
+++ b/tillsyn/A 60875-2025 tillsynsbegäran.docx
@@ -256,7 +256,7 @@
     <w:r>
       <w:tab/>
       <w:tab/>
-      <w:t>2026-03-06</w:t>
+      <w:t>2026-03-07</w:t>
       <w:br/>
       <w:br/>
     </w:r>

--- a/tillsyn/A 60875-2025 tillsynsbegäran.docx
+++ b/tillsyn/A 60875-2025 tillsynsbegäran.docx
@@ -256,7 +256,7 @@
     <w:r>
       <w:tab/>
       <w:tab/>
-      <w:t>2026-03-07</w:t>
+      <w:t>2026-03-08</w:t>
       <w:br/>
       <w:br/>
     </w:r>

--- a/tillsyn/A 60875-2025 tillsynsbegäran.docx
+++ b/tillsyn/A 60875-2025 tillsynsbegäran.docx
@@ -256,7 +256,7 @@
     <w:r>
       <w:tab/>
       <w:tab/>
-      <w:t>2026-03-08</w:t>
+      <w:t>2026-03-09</w:t>
       <w:br/>
       <w:br/>
     </w:r>

--- a/tillsyn/A 60875-2025 tillsynsbegäran.docx
+++ b/tillsyn/A 60875-2025 tillsynsbegäran.docx
@@ -256,7 +256,7 @@
     <w:r>
       <w:tab/>
       <w:tab/>
-      <w:t>2026-03-09</w:t>
+      <w:t>2026-03-10</w:t>
       <w:br/>
       <w:br/>
     </w:r>

--- a/tillsyn/A 60875-2025 tillsynsbegäran.docx
+++ b/tillsyn/A 60875-2025 tillsynsbegäran.docx
@@ -256,7 +256,7 @@
     <w:r>
       <w:tab/>
       <w:tab/>
-      <w:t>2026-03-10</w:t>
+      <w:t>2026-03-11</w:t>
       <w:br/>
       <w:br/>
     </w:r>

--- a/tillsyn/A 60875-2025 tillsynsbegäran.docx
+++ b/tillsyn/A 60875-2025 tillsynsbegäran.docx
@@ -256,7 +256,7 @@
     <w:r>
       <w:tab/>
       <w:tab/>
-      <w:t>2026-03-11</w:t>
+      <w:t>2026-03-12</w:t>
       <w:br/>
       <w:br/>
     </w:r>

--- a/tillsyn/A 60875-2025 tillsynsbegäran.docx
+++ b/tillsyn/A 60875-2025 tillsynsbegäran.docx
@@ -256,7 +256,7 @@
     <w:r>
       <w:tab/>
       <w:tab/>
-      <w:t>2026-03-12</w:t>
+      <w:t>2026-03-13</w:t>
       <w:br/>
       <w:br/>
     </w:r>

--- a/tillsyn/A 60875-2025 tillsynsbegäran.docx
+++ b/tillsyn/A 60875-2025 tillsynsbegäran.docx
@@ -256,7 +256,7 @@
     <w:r>
       <w:tab/>
       <w:tab/>
-      <w:t>2026-03-13</w:t>
+      <w:t>2026-03-16</w:t>
       <w:br/>
       <w:br/>
     </w:r>

--- a/tillsyn/A 60875-2025 tillsynsbegäran.docx
+++ b/tillsyn/A 60875-2025 tillsynsbegäran.docx
@@ -256,7 +256,7 @@
     <w:r>
       <w:tab/>
       <w:tab/>
-      <w:t>2026-03-16</w:t>
+      <w:t>2026-03-17</w:t>
       <w:br/>
       <w:br/>
     </w:r>

--- a/tillsyn/A 60875-2025 tillsynsbegäran.docx
+++ b/tillsyn/A 60875-2025 tillsynsbegäran.docx
@@ -256,7 +256,7 @@
     <w:r>
       <w:tab/>
       <w:tab/>
-      <w:t>2026-03-17</w:t>
+      <w:t>2026-03-18</w:t>
       <w:br/>
       <w:br/>
     </w:r>

--- a/tillsyn/A 60875-2025 tillsynsbegäran.docx
+++ b/tillsyn/A 60875-2025 tillsynsbegäran.docx
@@ -256,7 +256,7 @@
     <w:r>
       <w:tab/>
       <w:tab/>
-      <w:t>2026-03-18</w:t>
+      <w:t>2026-03-19</w:t>
       <w:br/>
       <w:br/>
     </w:r>

--- a/tillsyn/A 60875-2025 tillsynsbegäran.docx
+++ b/tillsyn/A 60875-2025 tillsynsbegäran.docx
@@ -256,7 +256,7 @@
     <w:r>
       <w:tab/>
       <w:tab/>
-      <w:t>2026-03-19</w:t>
+      <w:t>2026-03-20</w:t>
       <w:br/>
       <w:br/>
     </w:r>

--- a/tillsyn/A 60875-2025 tillsynsbegäran.docx
+++ b/tillsyn/A 60875-2025 tillsynsbegäran.docx
@@ -256,7 +256,7 @@
     <w:r>
       <w:tab/>
       <w:tab/>
-      <w:t>2026-03-20</w:t>
+      <w:t>2026-03-21</w:t>
       <w:br/>
       <w:br/>
     </w:r>

--- a/tillsyn/A 60875-2025 tillsynsbegäran.docx
+++ b/tillsyn/A 60875-2025 tillsynsbegäran.docx
@@ -256,7 +256,7 @@
     <w:r>
       <w:tab/>
       <w:tab/>
-      <w:t>2026-03-21</w:t>
+      <w:t>2026-03-22</w:t>
       <w:br/>
       <w:br/>
     </w:r>

--- a/tillsyn/A 60875-2025 tillsynsbegäran.docx
+++ b/tillsyn/A 60875-2025 tillsynsbegäran.docx
@@ -256,7 +256,7 @@
     <w:r>
       <w:tab/>
       <w:tab/>
-      <w:t>2026-03-22</w:t>
+      <w:t>2026-03-23</w:t>
       <w:br/>
       <w:br/>
     </w:r>

--- a/tillsyn/A 60875-2025 tillsynsbegäran.docx
+++ b/tillsyn/A 60875-2025 tillsynsbegäran.docx
@@ -256,7 +256,7 @@
     <w:r>
       <w:tab/>
       <w:tab/>
-      <w:t>2026-03-23</w:t>
+      <w:t>2026-03-24</w:t>
       <w:br/>
       <w:br/>
     </w:r>

--- a/tillsyn/A 60875-2025 tillsynsbegäran.docx
+++ b/tillsyn/A 60875-2025 tillsynsbegäran.docx
@@ -256,7 +256,7 @@
     <w:r>
       <w:tab/>
       <w:tab/>
-      <w:t>2026-03-24</w:t>
+      <w:t>2026-03-25</w:t>
       <w:br/>
       <w:br/>
     </w:r>

--- a/tillsyn/A 60875-2025 tillsynsbegäran.docx
+++ b/tillsyn/A 60875-2025 tillsynsbegäran.docx
@@ -256,7 +256,7 @@
     <w:r>
       <w:tab/>
       <w:tab/>
-      <w:t>2026-03-25</w:t>
+      <w:t>2026-03-26</w:t>
       <w:br/>
       <w:br/>
     </w:r>

--- a/tillsyn/A 60875-2025 tillsynsbegäran.docx
+++ b/tillsyn/A 60875-2025 tillsynsbegäran.docx
@@ -256,7 +256,7 @@
     <w:r>
       <w:tab/>
       <w:tab/>
-      <w:t>2026-03-26</w:t>
+      <w:t>2026-03-27</w:t>
       <w:br/>
       <w:br/>
     </w:r>

--- a/tillsyn/A 60875-2025 tillsynsbegäran.docx
+++ b/tillsyn/A 60875-2025 tillsynsbegäran.docx
@@ -256,7 +256,7 @@
     <w:r>
       <w:tab/>
       <w:tab/>
-      <w:t>2026-03-27</w:t>
+      <w:t>2026-03-28</w:t>
       <w:br/>
       <w:br/>
     </w:r>

--- a/tillsyn/A 60875-2025 tillsynsbegäran.docx
+++ b/tillsyn/A 60875-2025 tillsynsbegäran.docx
@@ -256,7 +256,7 @@
     <w:r>
       <w:tab/>
       <w:tab/>
-      <w:t>2026-03-28</w:t>
+      <w:t>2026-03-29</w:t>
       <w:br/>
       <w:br/>
     </w:r>

--- a/tillsyn/A 60875-2025 tillsynsbegäran.docx
+++ b/tillsyn/A 60875-2025 tillsynsbegäran.docx
@@ -256,7 +256,7 @@
     <w:r>
       <w:tab/>
       <w:tab/>
-      <w:t>2026-03-29</w:t>
+      <w:t>2026-03-30</w:t>
       <w:br/>
       <w:br/>
     </w:r>

--- a/tillsyn/A 60875-2025 tillsynsbegäran.docx
+++ b/tillsyn/A 60875-2025 tillsynsbegäran.docx
@@ -256,7 +256,7 @@
     <w:r>
       <w:tab/>
       <w:tab/>
-      <w:t>2026-03-30</w:t>
+      <w:t>2026-03-31</w:t>
       <w:br/>
       <w:br/>
     </w:r>

--- a/tillsyn/A 60875-2025 tillsynsbegäran.docx
+++ b/tillsyn/A 60875-2025 tillsynsbegäran.docx
@@ -256,7 +256,7 @@
     <w:r>
       <w:tab/>
       <w:tab/>
-      <w:t>2026-03-31</w:t>
+      <w:t>2026-04-01</w:t>
       <w:br/>
       <w:br/>
     </w:r>

--- a/tillsyn/A 60875-2025 tillsynsbegäran.docx
+++ b/tillsyn/A 60875-2025 tillsynsbegäran.docx
@@ -256,7 +256,7 @@
     <w:r>
       <w:tab/>
       <w:tab/>
-      <w:t>2026-04-01</w:t>
+      <w:t>2026-04-02</w:t>
       <w:br/>
       <w:br/>
     </w:r>

--- a/tillsyn/A 60875-2025 tillsynsbegäran.docx
+++ b/tillsyn/A 60875-2025 tillsynsbegäran.docx
@@ -256,7 +256,7 @@
     <w:r>
       <w:tab/>
       <w:tab/>
-      <w:t>2026-04-02</w:t>
+      <w:t>2026-04-03</w:t>
       <w:br/>
       <w:br/>
     </w:r>

--- a/tillsyn/A 60875-2025 tillsynsbegäran.docx
+++ b/tillsyn/A 60875-2025 tillsynsbegäran.docx
@@ -256,7 +256,7 @@
     <w:r>
       <w:tab/>
       <w:tab/>
-      <w:t>2026-04-03</w:t>
+      <w:t>2026-04-04</w:t>
       <w:br/>
       <w:br/>
     </w:r>

--- a/tillsyn/A 60875-2025 tillsynsbegäran.docx
+++ b/tillsyn/A 60875-2025 tillsynsbegäran.docx
@@ -256,7 +256,7 @@
     <w:r>
       <w:tab/>
       <w:tab/>
-      <w:t>2026-04-04</w:t>
+      <w:t>2026-04-05</w:t>
       <w:br/>
       <w:br/>
     </w:r>

--- a/tillsyn/A 60875-2025 tillsynsbegäran.docx
+++ b/tillsyn/A 60875-2025 tillsynsbegäran.docx
@@ -256,7 +256,7 @@
     <w:r>
       <w:tab/>
       <w:tab/>
-      <w:t>2026-04-05</w:t>
+      <w:t>2026-04-06</w:t>
       <w:br/>
       <w:br/>
     </w:r>

--- a/tillsyn/A 60875-2025 tillsynsbegäran.docx
+++ b/tillsyn/A 60875-2025 tillsynsbegäran.docx
@@ -256,7 +256,7 @@
     <w:r>
       <w:tab/>
       <w:tab/>
-      <w:t>2026-04-06</w:t>
+      <w:t>2026-04-07</w:t>
       <w:br/>
       <w:br/>
     </w:r>

--- a/tillsyn/A 60875-2025 tillsynsbegäran.docx
+++ b/tillsyn/A 60875-2025 tillsynsbegäran.docx
@@ -256,7 +256,7 @@
     <w:r>
       <w:tab/>
       <w:tab/>
-      <w:t>2026-04-07</w:t>
+      <w:t>2026-04-08</w:t>
       <w:br/>
       <w:br/>
     </w:r>

--- a/tillsyn/A 60875-2025 tillsynsbegäran.docx
+++ b/tillsyn/A 60875-2025 tillsynsbegäran.docx
@@ -256,7 +256,7 @@
     <w:r>
       <w:tab/>
       <w:tab/>
-      <w:t>2026-04-08</w:t>
+      <w:t>2026-04-09</w:t>
       <w:br/>
       <w:br/>
     </w:r>

--- a/tillsyn/A 60875-2025 tillsynsbegäran.docx
+++ b/tillsyn/A 60875-2025 tillsynsbegäran.docx
@@ -256,7 +256,7 @@
     <w:r>
       <w:tab/>
       <w:tab/>
-      <w:t>2026-04-09</w:t>
+      <w:t>2026-04-10</w:t>
       <w:br/>
       <w:br/>
     </w:r>

--- a/tillsyn/A 60875-2025 tillsynsbegäran.docx
+++ b/tillsyn/A 60875-2025 tillsynsbegäran.docx
@@ -256,7 +256,7 @@
     <w:r>
       <w:tab/>
       <w:tab/>
-      <w:t>2026-04-10</w:t>
+      <w:t>2026-04-11</w:t>
       <w:br/>
       <w:br/>
     </w:r>

--- a/tillsyn/A 60875-2025 tillsynsbegäran.docx
+++ b/tillsyn/A 60875-2025 tillsynsbegäran.docx
@@ -256,7 +256,7 @@
     <w:r>
       <w:tab/>
       <w:tab/>
-      <w:t>2026-04-11</w:t>
+      <w:t>2026-04-12</w:t>
       <w:br/>
       <w:br/>
     </w:r>

--- a/tillsyn/A 60875-2025 tillsynsbegäran.docx
+++ b/tillsyn/A 60875-2025 tillsynsbegäran.docx
@@ -256,7 +256,7 @@
     <w:r>
       <w:tab/>
       <w:tab/>
-      <w:t>2026-04-14</w:t>
+      <w:t>2026-04-15</w:t>
       <w:br/>
       <w:br/>
     </w:r>

--- a/tillsyn/A 60875-2025 tillsynsbegäran.docx
+++ b/tillsyn/A 60875-2025 tillsynsbegäran.docx
@@ -256,7 +256,7 @@
     <w:r>
       <w:tab/>
       <w:tab/>
-      <w:t>2026-04-15</w:t>
+      <w:t>2026-04-16</w:t>
       <w:br/>
       <w:br/>
     </w:r>

--- a/tillsyn/A 60875-2025 tillsynsbegäran.docx
+++ b/tillsyn/A 60875-2025 tillsynsbegäran.docx
@@ -22,7 +22,7 @@
     </w:p>
     <w:p>
       <w:r>
-        <w:t>Nedan beskrivs fynd av naturvårdsarter och fridlysta arter som gjorts i det avverkningsanmälda området.</w:t>
+        <w:t>Nedan beskrivs fynd av naturvårdsarter och fridlysta arter som gjorts i det avverkningsanmälda området. I BILAGA 1 finns artfakta om fridlysta arter.</w:t>
       </w:r>
     </w:p>
     <w:p>
@@ -35,7 +35,7 @@
     </w:p>
     <w:p>
       <w:r>
-        <w:t>I avverkningsanmälan har följande 4 naturvårdsarter hittats: grönsångare (NT, §4), gulsparv (NT, §4), kråka (NT, §4) och svinrot (NT). Av dessa är 4 rödlistade. För rödlistade arter har rödlistekategorin angivits inom parentes. För fridlysta arter anges även paragrafen i Artskyddsförordningen som arten är fridlyst enligt.</w:t>
+        <w:t>I avverkningsanmälan har följande 6 naturvårdsarter hittats: grönsångare (NT, §4), gulsparv (NT, §4), kråka (NT, §4), mindre hackspett (NT, §4), spillkråka (NT, §4) och svinrot (NT). Av dessa är 6 rödlistade. För rödlistade arter har rödlistekategorin angivits inom parentes. För fridlysta arter anges även paragrafen i Artskyddsförordningen som arten är fridlyst enligt.</w:t>
       </w:r>
     </w:p>
     <w:p>
@@ -50,7 +50,7 @@
       <w:r>
         <w:drawing>
           <wp:inline xmlns:a="http://schemas.openxmlformats.org/drawingml/2006/main" xmlns:pic="http://schemas.openxmlformats.org/drawingml/2006/picture">
-            <wp:extent cx="5486400" cy="7932234"/>
+            <wp:extent cx="5486400" cy="7609171"/>
             <wp:docPr id="1" name="Picture 1"/>
             <wp:cNvGraphicFramePr>
               <a:graphicFrameLocks noChangeAspect="1"/>
@@ -71,7 +71,7 @@
                   <pic:spPr>
                     <a:xfrm>
                       <a:off x="0" y="0"/>
-                      <a:ext cx="5486400" cy="7932234"/>
+                      <a:ext cx="5486400" cy="7609171"/>
                     </a:xfrm>
                     <a:prstGeom prst="rect"/>
                   </pic:spPr>
@@ -100,7 +100,7 @@
     </w:p>
     <w:p>
       <w:r>
-        <w:t>Följande fridlysta arter har sina livsmiljöer och växtplatser i den avverkningsanmälda skogen: grönsångare (NT, §4), gulsparv (NT, §4) och kråka (NT, §4).</w:t>
+        <w:t>Följande fridlysta arter har sina livsmiljöer och växtplatser i den avverkningsanmälda skogen: grönsångare (NT, §4), gulsparv (NT, §4), kråka (NT, §4), mindre hackspett (NT, §4) och spillkråka (NT, §4).</w:t>
       </w:r>
     </w:p>
     <w:p>
@@ -126,6 +126,218 @@
       </w:r>
       <w:r>
         <w:t xml:space="preserve"> är rödlistad som nära hotad (NT) och fridlyst enligt 4§ artskyddsförordningen. Den har minskat med 17 (6–24) % under de senaste 10 åren och minskningstakten för den svenska populationen bedöms vara nära gränsvärdet för Sårbar (VU). (A2b). Arten häckar i högstammig skog, främst lövskog men även i granskog, i regel utan kraftigare undervegetation. Den förekommer i södra och mellersta Sverige samt i Norrlands kustland norrut till Norrbotten. Förekommer dessutom sällsynt i Norrlands inland (SLU Artdatabanken, 2024). Orsaken till grönsångarens nedgång och är oklar varvid det är viktigt att försiktighetsprincipen enligt 2 kap. 3 § miljöbalken tillämpas för att bevara artens livsmiljöer och vända den negativa trenden.</w:t>
+      </w:r>
+    </w:p>
+    <w:p>
+      <w:r>
+        <w:rPr>
+          <w:b/>
+        </w:rPr>
+        <w:t>Mindre hackspett (NT, §4)</w:t>
+      </w:r>
+      <w:r>
+        <w:t xml:space="preserve"> är rödlistad som nära hotad, fridlyst och prioriterad art i Skogsvårdslagen. Minskningstakten har uppgått till 25 (10–40) % under de senaste 15 åren och bedöms vara nära gränsvärdet för Sårbar (VU). (A2bc). Arten har stora revir och höga krav när det gäller förekomst av lövskog på landskapsnivå. För att häcka framgångsrikt behöver ett par cirka 40 ha äldre lövdominerad skog inom ett område på upp till 200 ha. Under vintern kan födosök även ske i äldre grandominerad skog. Mindre hackspett är typisk art för </w:t>
+      </w:r>
+      <w:r>
+        <w:rPr>
+          <w:i/>
+        </w:rPr>
+        <w:t>9010 Taiga, 9750 Svämlövskog, 9080 Lövsumpskog, 9030 Landhöjningsskog och 9040 Fjällbjörkskog</w:t>
+      </w:r>
+      <w:r>
+        <w:t xml:space="preserve"> (SLU Artdatabanken, 2021; Skogsstyrelsen, 2016).</w:t>
+      </w:r>
+    </w:p>
+    <w:p>
+      <w:r>
+        <w:rPr>
+          <w:b/>
+        </w:rPr>
+        <w:t>Spillkråka (§4)</w:t>
+      </w:r>
+      <w:r>
+        <w:t xml:space="preserve"> omfattas av bilaga 1 i EU:s fågeldirektiv och är typisk art för </w:t>
+      </w:r>
+      <w:r>
+        <w:rPr>
+          <w:i/>
+        </w:rPr>
+        <w:t xml:space="preserve">9010 Taiga </w:t>
+      </w:r>
+      <w:r>
+        <w:t>och</w:t>
+      </w:r>
+      <w:r>
+        <w:rPr>
+          <w:i/>
+        </w:rPr>
+        <w:t xml:space="preserve"> 9740 Skogsbevuxen myr</w:t>
+      </w:r>
+      <w:r>
+        <w:t>. Den behöver grova träd, främst tall, asp och bok som boträd. Skogsbruk med korta omloppstider och täta, homogena ungskogar utgör det största hotet. Spillkråka är en nyckelart i skogliga miljöer vars övergivna bohål utnyttjas av flera andra hålhäckande fågelarter och fladdermöss, däribland pärluggla (EN, §4), knipa (§4), salskrake (§4) och skogsduva (§4). Hökuggla (VU, §4) och slaguggla (§4) häckar ofta i högstubbar som brutits av i höjd med ett gammalt spillkråkebo (SLU Artdatabanken, 2026; Skogsstyrelsen, 2016).</w:t>
+      </w:r>
+    </w:p>
+    <w:p>
+      <w:r>
+        <w:t>I BILAGA 1 finns mer detaljerad information om ekologi samt krav på livsmiljö hos fridlysta arter.</w:t>
+      </w:r>
+    </w:p>
+    <w:p>
+      <w:r>
+        <w:br w:type="page"/>
+      </w:r>
+    </w:p>
+    <w:p>
+      <w:pPr>
+        <w:pStyle w:val="Title"/>
+      </w:pPr>
+      <w:r>
+        <w:t>BILAGA 1 – Fridlysta arter</w:t>
+      </w:r>
+    </w:p>
+    <w:p>
+      <w:pPr>
+        <w:pStyle w:val="Heading1"/>
+      </w:pPr>
+      <w:r>
+        <w:t>Mindre hackspett – ekologi samt krav på livsmiljön</w:t>
+      </w:r>
+    </w:p>
+    <w:p>
+      <w:r>
+        <w:t xml:space="preserve">Mindre hackspett (NT) är rödlistad som nära hotad, fridlyst och prioriterad art i Skogsvårdslagen. Den är typisk art för </w:t>
+      </w:r>
+      <w:r>
+        <w:rPr>
+          <w:i/>
+        </w:rPr>
+        <w:t>9010 Taiga, 9750 Svämlövskog, 9080 Lövsumpskog, 9030 Landhöjningsskog och 9040 Fjällbjörkskog</w:t>
+      </w:r>
+      <w:r>
+        <w:t>. Minskningstakten har uppgått till 25 (10–40) % under de senaste 15 åren och bedöms vara nära gränsvärdet för Sårbar (VU). (A2bc). (SLU Artdatabanken 2021).</w:t>
+      </w:r>
+    </w:p>
+    <w:p>
+      <w:r>
+        <w:t>Den mindre hackspetten lever i löv- och blandskog med förekomst av äldre lövträd, gärna ädellövträd i södra Sverige. Norrut förekommer arten i gamla löv- och blandskogar med al, björk och asp. Ett mycket glest bestånd förekommer i fjällbjörkskogen. Under vintern kan födosök ske även i äldre grandominerad skog, troligen för att den ger bättre skydd mot rovdjur och rovfåglar än ren lövskog. (SLU Artdatabanken, 2021).</w:t>
+      </w:r>
+    </w:p>
+    <w:p>
+      <w:r>
+        <w:t>Arten har stora revir och höga krav när det gäller förekomst av lövskog på landskapsnivå. För att häcka framgångsrikt behöver ett par cirka 40 ha äldre lövdominerad skog inom ett område på upp till 200 ha. Under vintern utsträcks födosöket till ett större område på flera hundra hektar, men varje individ återvänder till samma natthål kväll efter kväll. Arten häckar i murkna lövträdsstammar eller stubbar (oftast klibbal eller björk), vanligen 3–7 meter över marken. Ett nytt bohål hackas ut varje vår (Skogsstyrelsen, 2016 &amp; SLU Artdatabanken, 2021).</w:t>
+      </w:r>
+    </w:p>
+    <w:p>
+      <w:r>
+        <w:t>Den mindre hackspetten missgynnas av gallring i löv- och blandskogar, om lövträd tas bort. Vidare så missgynnas arten starkt genom avverkning av äldre lövträd, dränering och avverkning av al- och björkkärr, röjning eller gallring av täta strandskogar, alkärr samt borttagande av murkna träd och grenar. Nedhuggning av äldre hagmarksbjörkar och alar är också negativt. Arten hotas dessutom av biobränsleuttag i gamla inägomarker och andra lövskogar (Skogsstyrelsen, 2016 &amp; SLU Artdatabanken, 2021).</w:t>
+      </w:r>
+    </w:p>
+    <w:p>
+      <w:pPr>
+        <w:pStyle w:val="Heading2"/>
+      </w:pPr>
+      <w:r>
+        <w:t>Referenser – mindre hackspett</w:t>
+      </w:r>
+    </w:p>
+    <w:p>
+      <w:r>
+        <w:t xml:space="preserve">Skogsstyrelsen, 2016. </w:t>
+      </w:r>
+      <w:r>
+        <w:rPr>
+          <w:i/>
+        </w:rPr>
+        <w:t xml:space="preserve">Vägledning för hänsyn till mindre hackspett. </w:t>
+      </w:r>
+      <w:r>
+        <w:t>https://www.skogsstyrelsen.se/globalassets/lag-och-tillsyn/artskydd/vagledningar-for-hansyn-till-faglar/mindre-hackspett-vagledning-hansyn2.pdf</w:t>
+      </w:r>
+    </w:p>
+    <w:p>
+      <w:r>
+        <w:t xml:space="preserve">SLU Artdatabanken, 2021. </w:t>
+      </w:r>
+      <w:r>
+        <w:rPr>
+          <w:i/>
+        </w:rPr>
+        <w:t xml:space="preserve">Artfaktablad. Naturvård – artfakta. </w:t>
+      </w:r>
+      <w:r>
+        <w:t>SLU Artdatabanken, Uppsala</w:t>
+      </w:r>
+    </w:p>
+    <w:p>
+      <w:pPr>
+        <w:pStyle w:val="Heading1"/>
+      </w:pPr>
+      <w:r>
+        <w:t>Spillkråka – ekologi samt krav på livsmiljön</w:t>
+      </w:r>
+    </w:p>
+    <w:p>
+      <w:r>
+        <w:t xml:space="preserve">Spillkråka (§4) ingår i bilaga 1 EU:s fågeldirektiv och är typisk art för </w:t>
+      </w:r>
+      <w:r>
+        <w:rPr>
+          <w:i/>
+        </w:rPr>
+        <w:t xml:space="preserve">9010 Taiga </w:t>
+      </w:r>
+      <w:r>
+        <w:t>och</w:t>
+      </w:r>
+      <w:r>
+        <w:rPr>
+          <w:i/>
+        </w:rPr>
+        <w:t xml:space="preserve"> 9740 Skogsbevuxen myr</w:t>
+      </w:r>
+      <w:r>
+        <w:t>. Den lever i både barr- och blandskog liksom i ren lövskog. De tätaste populationerna tenderar att finnas i äldre, variationsrik blandskog med gott om död ved och gamla träd. Varje par utnyttjar 400–1000 hektar skog beroende på skogens kvalitet. Skogsbruk med korta omloppstider och täta, homogena ungskogar utgör det största hotet (SLU Artdatabanken, 2026).</w:t>
+      </w:r>
+    </w:p>
+    <w:p>
+      <w:r>
+        <w:t>Spillkråka är en nyckelart i skogliga miljöer vars övergivna bohål utnyttjas av flera andra hålhäckande fågelarter och fladdermöss, däribland pärluggla (EN, §4), knipa (§4), salskrake (§4) och skogsduva (§4). Hökuggla (VU, §4) och slaguggla (§4) häckar ofta i högstubbar som brutits av i höjd med ett gammalt spillkråkebo (Skogsstyrelsen, 2016).</w:t>
+      </w:r>
+    </w:p>
+    <w:p>
+      <w:pPr>
+        <w:pStyle w:val="Heading2"/>
+      </w:pPr>
+      <w:r>
+        <w:t>Referenser – spillkråka</w:t>
+      </w:r>
+    </w:p>
+    <w:p>
+      <w:r>
+        <w:t xml:space="preserve">Skogsstyrelsen, 2016. </w:t>
+      </w:r>
+      <w:r>
+        <w:rPr>
+          <w:i/>
+        </w:rPr>
+        <w:t xml:space="preserve">Vägledning för hänsyn till spillkråka. </w:t>
+      </w:r>
+      <w:r>
+        <w:t>Vägledningar och kunskapsstöd artskydd – Skogsstyrelsen.</w:t>
+      </w:r>
+    </w:p>
+    <w:p>
+      <w:r>
+        <w:t xml:space="preserve">SLU Artdatabanken, 2026. </w:t>
+      </w:r>
+      <w:r>
+        <w:rPr>
+          <w:i/>
+        </w:rPr>
+        <w:t xml:space="preserve">Artfaktablad. Naturvård – artfakta. </w:t>
+      </w:r>
+      <w:r>
+        <w:t>SLU Artdatabanken, Uppsala.</w:t>
       </w:r>
     </w:p>
     <w:sectPr>
@@ -256,7 +468,7 @@
     <w:r>
       <w:tab/>
       <w:tab/>
-      <w:t>2026-04-16</w:t>
+      <w:t>2026-04-17</w:t>
       <w:br/>
       <w:br/>
     </w:r>

--- a/tillsyn/A 60875-2025 tillsynsbegäran.docx
+++ b/tillsyn/A 60875-2025 tillsynsbegäran.docx
@@ -468,7 +468,7 @@
     <w:r>
       <w:tab/>
       <w:tab/>
-      <w:t>2026-04-17</w:t>
+      <w:t>2026-04-18</w:t>
       <w:br/>
       <w:br/>
     </w:r>

--- a/tillsyn/A 60875-2025 tillsynsbegäran.docx
+++ b/tillsyn/A 60875-2025 tillsynsbegäran.docx
@@ -468,7 +468,7 @@
     <w:r>
       <w:tab/>
       <w:tab/>
-      <w:t>2026-04-18</w:t>
+      <w:t>2026-04-19</w:t>
       <w:br/>
       <w:br/>
     </w:r>

--- a/tillsyn/A 60875-2025 tillsynsbegäran.docx
+++ b/tillsyn/A 60875-2025 tillsynsbegäran.docx
@@ -468,7 +468,7 @@
     <w:r>
       <w:tab/>
       <w:tab/>
-      <w:t>2026-05-16</w:t>
+      <w:t>2026-05-17</w:t>
       <w:br/>
       <w:br/>
     </w:r>

--- a/tillsyn/A 60875-2025 tillsynsbegäran.docx
+++ b/tillsyn/A 60875-2025 tillsynsbegäran.docx
@@ -468,7 +468,7 @@
     <w:r>
       <w:tab/>
       <w:tab/>
-      <w:t>2026-05-17</w:t>
+      <w:t>2026-05-18</w:t>
       <w:br/>
       <w:br/>
     </w:r>

--- a/tillsyn/A 60875-2025 tillsynsbegäran.docx
+++ b/tillsyn/A 60875-2025 tillsynsbegäran.docx
@@ -516,7 +516,7 @@
     <w:r>
       <w:tab/>
       <w:tab/>
-      <w:t>2026-07-13</w:t>
+      <w:t>2026-07-14</w:t>
       <w:br/>
       <w:br/>
     </w:r>

--- a/tillsyn/A 60875-2025 tillsynsbegäran.docx
+++ b/tillsyn/A 60875-2025 tillsynsbegäran.docx
@@ -516,7 +516,7 @@
     <w:r>
       <w:tab/>
       <w:tab/>
-      <w:t>2026-07-14</w:t>
+      <w:t>2026-07-15</w:t>
       <w:br/>
       <w:br/>
     </w:r>

--- a/tillsyn/A 60875-2025 tillsynsbegäran.docx
+++ b/tillsyn/A 60875-2025 tillsynsbegäran.docx
@@ -516,7 +516,7 @@
     <w:r>
       <w:tab/>
       <w:tab/>
-      <w:t>2026-07-15</w:t>
+      <w:t>2026-07-16</w:t>
       <w:br/>
       <w:br/>
     </w:r>

--- a/tillsyn/A 60875-2025 tillsynsbegäran.docx
+++ b/tillsyn/A 60875-2025 tillsynsbegäran.docx
@@ -516,7 +516,7 @@
     <w:r>
       <w:tab/>
       <w:tab/>
-      <w:t>2026-07-16</w:t>
+      <w:t>2026-07-17</w:t>
       <w:br/>
       <w:br/>
     </w:r>

--- a/tillsyn/A 60875-2025 tillsynsbegäran.docx
+++ b/tillsyn/A 60875-2025 tillsynsbegäran.docx
@@ -516,7 +516,7 @@
     <w:r>
       <w:tab/>
       <w:tab/>
-      <w:t>2026-07-17</w:t>
+      <w:t>2026-07-18</w:t>
       <w:br/>
       <w:br/>
     </w:r>

--- a/tillsyn/A 60875-2025 tillsynsbegäran.docx
+++ b/tillsyn/A 60875-2025 tillsynsbegäran.docx
@@ -516,7 +516,7 @@
     <w:r>
       <w:tab/>
       <w:tab/>
-      <w:t>2026-07-18</w:t>
+      <w:t>2026-07-19</w:t>
       <w:br/>
       <w:br/>
     </w:r>

--- a/tillsyn/A 60875-2025 tillsynsbegäran.docx
+++ b/tillsyn/A 60875-2025 tillsynsbegäran.docx
@@ -516,7 +516,7 @@
     <w:r>
       <w:tab/>
       <w:tab/>
-      <w:t>2026-07-19</w:t>
+      <w:t>2026-07-20</w:t>
       <w:br/>
       <w:br/>
     </w:r>

--- a/tillsyn/A 60875-2025 tillsynsbegäran.docx
+++ b/tillsyn/A 60875-2025 tillsynsbegäran.docx
@@ -516,7 +516,7 @@
     <w:r>
       <w:tab/>
       <w:tab/>
-      <w:t>2026-07-20</w:t>
+      <w:t>2026-07-21</w:t>
       <w:br/>
       <w:br/>
     </w:r>

--- a/tillsyn/A 60875-2025 tillsynsbegäran.docx
+++ b/tillsyn/A 60875-2025 tillsynsbegäran.docx
@@ -516,7 +516,7 @@
     <w:r>
       <w:tab/>
       <w:tab/>
-      <w:t>2026-07-21</w:t>
+      <w:t>2026-07-22</w:t>
       <w:br/>
       <w:br/>
     </w:r>

--- a/tillsyn/A 60875-2025 tillsynsbegäran.docx
+++ b/tillsyn/A 60875-2025 tillsynsbegäran.docx
@@ -516,7 +516,7 @@
     <w:r>
       <w:tab/>
       <w:tab/>
-      <w:t>2026-07-22</w:t>
+      <w:t>2026-07-23</w:t>
       <w:br/>
       <w:br/>
     </w:r>

--- a/tillsyn/A 60875-2025 tillsynsbegäran.docx
+++ b/tillsyn/A 60875-2025 tillsynsbegäran.docx
@@ -516,7 +516,7 @@
     <w:r>
       <w:tab/>
       <w:tab/>
-      <w:t>2026-07-23</w:t>
+      <w:t>2026-07-24</w:t>
       <w:br/>
       <w:br/>
     </w:r>

--- a/tillsyn/A 60875-2025 tillsynsbegäran.docx
+++ b/tillsyn/A 60875-2025 tillsynsbegäran.docx
@@ -516,7 +516,7 @@
     <w:r>
       <w:tab/>
       <w:tab/>
-      <w:t>2026-07-24</w:t>
+      <w:t>2026-07-25</w:t>
       <w:br/>
       <w:br/>
     </w:r>

--- a/tillsyn/A 60875-2025 tillsynsbegäran.docx
+++ b/tillsyn/A 60875-2025 tillsynsbegäran.docx
@@ -516,7 +516,7 @@
     <w:r>
       <w:tab/>
       <w:tab/>
-      <w:t>2026-07-25</w:t>
+      <w:t>2026-07-26</w:t>
       <w:br/>
       <w:br/>
     </w:r>

--- a/tillsyn/A 60875-2025 tillsynsbegäran.docx
+++ b/tillsyn/A 60875-2025 tillsynsbegäran.docx
@@ -516,7 +516,7 @@
     <w:r>
       <w:tab/>
       <w:tab/>
-      <w:t>2026-07-26</w:t>
+      <w:t>2026-07-27</w:t>
       <w:br/>
       <w:br/>
     </w:r>

--- a/tillsyn/A 60875-2025 tillsynsbegäran.docx
+++ b/tillsyn/A 60875-2025 tillsynsbegäran.docx
@@ -516,7 +516,7 @@
     <w:r>
       <w:tab/>
       <w:tab/>
-      <w:t>2026-07-27</w:t>
+      <w:t>2026-07-28</w:t>
       <w:br/>
       <w:br/>
     </w:r>

--- a/tillsyn/A 60875-2025 tillsynsbegäran.docx
+++ b/tillsyn/A 60875-2025 tillsynsbegäran.docx
@@ -516,7 +516,7 @@
     <w:r>
       <w:tab/>
       <w:tab/>
-      <w:t>2026-07-28</w:t>
+      <w:t>2026-07-29</w:t>
       <w:br/>
       <w:br/>
     </w:r>

--- a/tillsyn/A 60875-2025 tillsynsbegäran.docx
+++ b/tillsyn/A 60875-2025 tillsynsbegäran.docx
@@ -516,7 +516,7 @@
     <w:r>
       <w:tab/>
       <w:tab/>
-      <w:t>2026-07-29</w:t>
+      <w:t>2026-07-30</w:t>
       <w:br/>
       <w:br/>
     </w:r>

--- a/tillsyn/A 60875-2025 tillsynsbegäran.docx
+++ b/tillsyn/A 60875-2025 tillsynsbegäran.docx
@@ -516,7 +516,7 @@
     <w:r>
       <w:tab/>
       <w:tab/>
-      <w:t>2026-07-30</w:t>
+      <w:t>2026-07-31</w:t>
       <w:br/>
       <w:br/>
     </w:r>

--- a/tillsyn/A 60875-2025 tillsynsbegäran.docx
+++ b/tillsyn/A 60875-2025 tillsynsbegäran.docx
@@ -516,7 +516,7 @@
     <w:r>
       <w:tab/>
       <w:tab/>
-      <w:t>2026-07-31</w:t>
+      <w:t>2026-08-01</w:t>
       <w:br/>
       <w:br/>
     </w:r>

--- a/tillsyn/A 60875-2025 tillsynsbegäran.docx
+++ b/tillsyn/A 60875-2025 tillsynsbegäran.docx
@@ -516,7 +516,7 @@
     <w:r>
       <w:tab/>
       <w:tab/>
-      <w:t>2026-08-01</w:t>
+      <w:t>2026-08-02</w:t>
       <w:br/>
       <w:br/>
     </w:r>

--- a/tillsyn/A 60875-2025 tillsynsbegäran.docx
+++ b/tillsyn/A 60875-2025 tillsynsbegäran.docx
@@ -516,7 +516,7 @@
     <w:r>
       <w:tab/>
       <w:tab/>
-      <w:t>2026-08-02</w:t>
+      <w:t>2026-08-03</w:t>
       <w:br/>
       <w:br/>
     </w:r>

--- a/tillsyn/A 60875-2025 tillsynsbegäran.docx
+++ b/tillsyn/A 60875-2025 tillsynsbegäran.docx
@@ -516,7 +516,7 @@
     <w:r>
       <w:tab/>
       <w:tab/>
-      <w:t>2026-08-03</w:t>
+      <w:t>2026-08-05</w:t>
       <w:br/>
       <w:br/>
     </w:r>

--- a/tillsyn/A 60875-2025 tillsynsbegäran.docx
+++ b/tillsyn/A 60875-2025 tillsynsbegäran.docx
@@ -516,7 +516,7 @@
     <w:r>
       <w:tab/>
       <w:tab/>
-      <w:t>2026-08-05</w:t>
+      <w:t>2026-08-07</w:t>
       <w:br/>
       <w:br/>
     </w:r>

--- a/tillsyn/A 60875-2025 tillsynsbegäran.docx
+++ b/tillsyn/A 60875-2025 tillsynsbegäran.docx
@@ -516,7 +516,7 @@
     <w:r>
       <w:tab/>
       <w:tab/>
-      <w:t>2026-08-07</w:t>
+      <w:t>2026-08-08</w:t>
       <w:br/>
       <w:br/>
     </w:r>

--- a/tillsyn/A 60875-2025 tillsynsbegäran.docx
+++ b/tillsyn/A 60875-2025 tillsynsbegäran.docx
@@ -60,7 +60,7 @@
         <w:spacing w:after="240"/>
       </w:pPr>
       <w:r>
-        <w:t>Figur 1. Fyndplatser för naturvårdsarter i och inom 25 meter från avverkningsanmälan. Markörer utan svart kant är placerade på fyndplatsen. Markörer med svart kant är placerade vid sidan av fyndplatsen har ett svart streck som visar fyndplatsens exakta position. Kartans mittpunktskoordinat är N 6269268, E 586509 i SWEREF 99 TM.</w:t>
+        <w:t>Figur 1. Fyndplatser för naturvårdsarter i och inom 25 meter från avverkningsanmälan. Markörer utan svart kant är placerade på fyndplatsen. Markörer med svart kant är placerade vid sidan av fyndplatsen och har ett svart streck som visar fyndplatsens exakta position. Kartans mittpunktskoordinat är N 6269268, E 586509 i SWEREF 99 TM.</w:t>
       </w:r>
     </w:p>
     <w:p>
@@ -516,7 +516,7 @@
     <w:r>
       <w:tab/>
       <w:tab/>
-      <w:t>2026-08-14</w:t>
+      <w:t>2026-08-15</w:t>
       <w:br/>
       <w:br/>
     </w:r>

--- a/tillsyn/A 60875-2025 tillsynsbegäran.docx
+++ b/tillsyn/A 60875-2025 tillsynsbegäran.docx
@@ -516,7 +516,7 @@
     <w:r>
       <w:tab/>
       <w:tab/>
-      <w:t>2026-08-15</w:t>
+      <w:t>2026-08-16</w:t>
       <w:br/>
       <w:br/>
     </w:r>

--- a/tillsyn/A 60875-2025 tillsynsbegäran.docx
+++ b/tillsyn/A 60875-2025 tillsynsbegäran.docx
@@ -516,7 +516,7 @@
     <w:r>
       <w:tab/>
       <w:tab/>
-      <w:t>2026-08-16</w:t>
+      <w:t>2026-08-17</w:t>
       <w:br/>
       <w:br/>
     </w:r>

--- a/tillsyn/A 60875-2025 tillsynsbegäran.docx
+++ b/tillsyn/A 60875-2025 tillsynsbegäran.docx
@@ -516,7 +516,7 @@
     <w:r>
       <w:tab/>
       <w:tab/>
-      <w:t>2026-08-17</w:t>
+      <w:t>2026-08-18</w:t>
       <w:br/>
       <w:br/>
     </w:r>

--- a/tillsyn/A 60875-2025 tillsynsbegäran.docx
+++ b/tillsyn/A 60875-2025 tillsynsbegäran.docx
@@ -516,7 +516,7 @@
     <w:r>
       <w:tab/>
       <w:tab/>
-      <w:t>2026-08-18</w:t>
+      <w:t>2026-08-19</w:t>
       <w:br/>
       <w:br/>
     </w:r>

--- a/tillsyn/A 60875-2025 tillsynsbegäran.docx
+++ b/tillsyn/A 60875-2025 tillsynsbegäran.docx
@@ -516,7 +516,7 @@
     <w:r>
       <w:tab/>
       <w:tab/>
-      <w:t>2026-08-19</w:t>
+      <w:t>2026-08-20</w:t>
       <w:br/>
       <w:br/>
     </w:r>

--- a/tillsyn/A 60875-2025 tillsynsbegäran.docx
+++ b/tillsyn/A 60875-2025 tillsynsbegäran.docx
@@ -516,7 +516,7 @@
     <w:r>
       <w:tab/>
       <w:tab/>
-      <w:t>2026-08-20</w:t>
+      <w:t>2026-08-21</w:t>
       <w:br/>
       <w:br/>
     </w:r>

--- a/tillsyn/A 60875-2025 tillsynsbegäran.docx
+++ b/tillsyn/A 60875-2025 tillsynsbegäran.docx
@@ -516,7 +516,7 @@
     <w:r>
       <w:tab/>
       <w:tab/>
-      <w:t>2026-08-21</w:t>
+      <w:t>2026-08-22</w:t>
       <w:br/>
       <w:br/>
     </w:r>

--- a/tillsyn/A 60875-2025 tillsynsbegäran.docx
+++ b/tillsyn/A 60875-2025 tillsynsbegäran.docx
@@ -516,7 +516,7 @@
     <w:r>
       <w:tab/>
       <w:tab/>
-      <w:t>2026-08-22</w:t>
+      <w:t>2026-08-23</w:t>
       <w:br/>
       <w:br/>
     </w:r>

--- a/tillsyn/A 60875-2025 tillsynsbegäran.docx
+++ b/tillsyn/A 60875-2025 tillsynsbegäran.docx
@@ -516,7 +516,7 @@
     <w:r>
       <w:tab/>
       <w:tab/>
-      <w:t>2026-08-23</w:t>
+      <w:t>2026-08-24</w:t>
       <w:br/>
       <w:br/>
     </w:r>

--- a/tillsyn/A 60875-2025 tillsynsbegäran.docx
+++ b/tillsyn/A 60875-2025 tillsynsbegäran.docx
@@ -516,7 +516,7 @@
     <w:r>
       <w:tab/>
       <w:tab/>
-      <w:t>2026-08-24</w:t>
+      <w:t>2026-08-25</w:t>
       <w:br/>
       <w:br/>
     </w:r>

--- a/tillsyn/A 60875-2025 tillsynsbegäran.docx
+++ b/tillsyn/A 60875-2025 tillsynsbegäran.docx
@@ -516,7 +516,7 @@
     <w:r>
       <w:tab/>
       <w:tab/>
-      <w:t>2026-08-25</w:t>
+      <w:t>2026-08-26</w:t>
       <w:br/>
       <w:br/>
     </w:r>

--- a/tillsyn/A 60875-2025 tillsynsbegäran.docx
+++ b/tillsyn/A 60875-2025 tillsynsbegäran.docx
@@ -516,7 +516,7 @@
     <w:r>
       <w:tab/>
       <w:tab/>
-      <w:t>2026-08-26</w:t>
+      <w:t>2026-08-27</w:t>
       <w:br/>
       <w:br/>
     </w:r>

--- a/tillsyn/A 60875-2025 tillsynsbegäran.docx
+++ b/tillsyn/A 60875-2025 tillsynsbegäran.docx
@@ -516,7 +516,7 @@
     <w:r>
       <w:tab/>
       <w:tab/>
-      <w:t>2026-08-27</w:t>
+      <w:t>2026-08-28</w:t>
       <w:br/>
       <w:br/>
     </w:r>

--- a/tillsyn/A 60875-2025 tillsynsbegäran.docx
+++ b/tillsyn/A 60875-2025 tillsynsbegäran.docx
@@ -516,7 +516,7 @@
     <w:r>
       <w:tab/>
       <w:tab/>
-      <w:t>2026-08-28</w:t>
+      <w:t>2026-08-29</w:t>
       <w:br/>
       <w:br/>
     </w:r>

--- a/tillsyn/A 60875-2025 tillsynsbegäran.docx
+++ b/tillsyn/A 60875-2025 tillsynsbegäran.docx
@@ -516,7 +516,7 @@
     <w:r>
       <w:tab/>
       <w:tab/>
-      <w:t>2026-08-29</w:t>
+      <w:t>2026-08-31</w:t>
       <w:br/>
       <w:br/>
     </w:r>

--- a/tillsyn/A 60875-2025 tillsynsbegäran.docx
+++ b/tillsyn/A 60875-2025 tillsynsbegäran.docx
@@ -516,7 +516,7 @@
     <w:r>
       <w:tab/>
       <w:tab/>
-      <w:t>2026-08-31</w:t>
+      <w:t>2026-09-01</w:t>
       <w:br/>
       <w:br/>
     </w:r>

--- a/tillsyn/A 60875-2025 tillsynsbegäran.docx
+++ b/tillsyn/A 60875-2025 tillsynsbegäran.docx
@@ -516,7 +516,7 @@
     <w:r>
       <w:tab/>
       <w:tab/>
-      <w:t>2026-09-01</w:t>
+      <w:t>2026-09-02</w:t>
       <w:br/>
       <w:br/>
     </w:r>

--- a/tillsyn/A 60875-2025 tillsynsbegäran.docx
+++ b/tillsyn/A 60875-2025 tillsynsbegäran.docx
@@ -516,7 +516,7 @@
     <w:r>
       <w:tab/>
       <w:tab/>
-      <w:t>2026-09-02</w:t>
+      <w:t>2026-09-03</w:t>
       <w:br/>
       <w:br/>
     </w:r>

--- a/tillsyn/A 60875-2025 tillsynsbegäran.docx
+++ b/tillsyn/A 60875-2025 tillsynsbegäran.docx
@@ -516,7 +516,7 @@
     <w:r>
       <w:tab/>
       <w:tab/>
-      <w:t>2026-09-03</w:t>
+      <w:t>2026-09-04</w:t>
       <w:br/>
       <w:br/>
     </w:r>

--- a/tillsyn/A 60875-2025 tillsynsbegäran.docx
+++ b/tillsyn/A 60875-2025 tillsynsbegäran.docx
@@ -516,7 +516,7 @@
     <w:r>
       <w:tab/>
       <w:tab/>
-      <w:t>2026-09-04</w:t>
+      <w:t>2026-09-05</w:t>
       <w:br/>
       <w:br/>
     </w:r>

--- a/tillsyn/A 60875-2025 tillsynsbegäran.docx
+++ b/tillsyn/A 60875-2025 tillsynsbegäran.docx
@@ -516,7 +516,7 @@
     <w:r>
       <w:tab/>
       <w:tab/>
-      <w:t>2026-09-05</w:t>
+      <w:t>2026-09-06</w:t>
       <w:br/>
       <w:br/>
     </w:r>

--- a/tillsyn/A 60875-2025 tillsynsbegäran.docx
+++ b/tillsyn/A 60875-2025 tillsynsbegäran.docx
@@ -516,7 +516,7 @@
     <w:r>
       <w:tab/>
       <w:tab/>
-      <w:t>2026-09-06</w:t>
+      <w:t>2026-09-07</w:t>
       <w:br/>
       <w:br/>
     </w:r>

--- a/tillsyn/A 60875-2025 tillsynsbegäran.docx
+++ b/tillsyn/A 60875-2025 tillsynsbegäran.docx
@@ -516,7 +516,7 @@
     <w:r>
       <w:tab/>
       <w:tab/>
-      <w:t>2026-09-07</w:t>
+      <w:t>2026-09-08</w:t>
       <w:br/>
       <w:br/>
     </w:r>

--- a/tillsyn/A 60875-2025 tillsynsbegäran.docx
+++ b/tillsyn/A 60875-2025 tillsynsbegäran.docx
@@ -516,7 +516,7 @@
     <w:r>
       <w:tab/>
       <w:tab/>
-      <w:t>2026-09-08</w:t>
+      <w:t>2026-09-09</w:t>
       <w:br/>
       <w:br/>
     </w:r>

--- a/tillsyn/A 60875-2025 tillsynsbegäran.docx
+++ b/tillsyn/A 60875-2025 tillsynsbegäran.docx
@@ -516,7 +516,7 @@
     <w:r>
       <w:tab/>
       <w:tab/>
-      <w:t>2026-09-09</w:t>
+      <w:t>2026-09-10</w:t>
       <w:br/>
       <w:br/>
     </w:r>

--- a/tillsyn/A 60875-2025 tillsynsbegäran.docx
+++ b/tillsyn/A 60875-2025 tillsynsbegäran.docx
@@ -516,7 +516,7 @@
     <w:r>
       <w:tab/>
       <w:tab/>
-      <w:t>2026-09-10</w:t>
+      <w:t>2026-09-11</w:t>
       <w:br/>
       <w:br/>
     </w:r>

--- a/tillsyn/A 60875-2025 tillsynsbegäran.docx
+++ b/tillsyn/A 60875-2025 tillsynsbegäran.docx
@@ -516,7 +516,7 @@
     <w:r>
       <w:tab/>
       <w:tab/>
-      <w:t>2026-09-11</w:t>
+      <w:t>2026-09-12</w:t>
       <w:br/>
       <w:br/>
     </w:r>
